--- a/tfl/tables/T-EX-01.docx
+++ b/tfl/tables/T-EX-01.docx
@@ -3993,7 +3993,7 @@
           <w:szCs w:val="14"/>
           <w:color w:val="C0392B"/>
         </w:rPr>
-        <w:t xml:space="preserve">DRAFT — produced 2026-07-19 — synthetic data, NOT for regulatory submission</w:t>
+        <w:t xml:space="preserve">DRAFT — produced 2026-09-20 — synthetic data, NOT for regulatory submission</w:t>
       </w:r>
     </w:p>
     <w:sectPr>

--- a/tfl/tables/T-EX-01.docx
+++ b/tfl/tables/T-EX-01.docx
@@ -129,7 +129,7 @@
           <w:szCs w:val="18"/>
           <w:color w:val="444444"/>
         </w:rPr>
-        <w:t xml:space="preserve">Safety Population (N=449)</w:t>
+        <w:t xml:space="preserve">Safety Population (N=450)</w:t>
       </w:r>
     </w:p>
     <w:p>
@@ -289,7 +289,7 @@
                 <w:szCs w:val="18"/>
                 <w:color w:val="FFFFFF"/>
               </w:rPr>
-              <w:t xml:space="preserve">(N=225)</w:t>
+              <w:t xml:space="preserve">(N=300)</w:t>
             </w:r>
           </w:p>
         </w:tc>
@@ -370,7 +370,7 @@
                 <w:szCs w:val="18"/>
                 <w:color w:val="FFFFFF"/>
               </w:rPr>
-              <w:t xml:space="preserve">(N=224)</w:t>
+              <w:t xml:space="preserve">(N=150)</w:t>
             </w:r>
           </w:p>
         </w:tc>
@@ -451,7 +451,7 @@
                 <w:szCs w:val="18"/>
                 <w:color w:val="FFFFFF"/>
               </w:rPr>
-              <w:t xml:space="preserve">(N=449)</w:t>
+              <w:t xml:space="preserve">(N=450)</w:t>
             </w:r>
           </w:p>
         </w:tc>
@@ -791,7 +791,7 @@
                 <w:szCs w:val="18"/>
                 <w:color w:val="000000"/>
               </w:rPr>
-              <w:t xml:space="preserve">225</w:t>
+              <w:t xml:space="preserve">300</w:t>
             </w:r>
           </w:p>
         </w:tc>
@@ -846,7 +846,7 @@
                 <w:szCs w:val="18"/>
                 <w:color w:val="000000"/>
               </w:rPr>
-              <w:t xml:space="preserve">224</w:t>
+              <w:t xml:space="preserve">150</w:t>
             </w:r>
           </w:p>
         </w:tc>
@@ -901,7 +901,7 @@
                 <w:szCs w:val="18"/>
                 <w:color w:val="000000"/>
               </w:rPr>
-              <w:t xml:space="preserve">449</w:t>
+              <w:t xml:space="preserve">450</w:t>
             </w:r>
           </w:p>
         </w:tc>
@@ -1016,7 +1016,7 @@
                 <w:szCs w:val="18"/>
                 <w:color w:val="000000"/>
               </w:rPr>
-              <w:t xml:space="preserve">416.0 (233.0)</w:t>
+              <w:t xml:space="preserve">381.3 (229.5)</w:t>
             </w:r>
           </w:p>
         </w:tc>
@@ -1071,7 +1071,7 @@
                 <w:szCs w:val="18"/>
                 <w:color w:val="000000"/>
               </w:rPr>
-              <w:t xml:space="preserve">324.0 (202.2)</w:t>
+              <w:t xml:space="preserve">362.5 (199.1)</w:t>
             </w:r>
           </w:p>
         </w:tc>
@@ -1126,7 +1126,7 @@
                 <w:szCs w:val="18"/>
                 <w:color w:val="000000"/>
               </w:rPr>
-              <w:t xml:space="preserve">370.1 (222.7)</w:t>
+              <w:t xml:space="preserve">375.0 (219.8)</w:t>
             </w:r>
           </w:p>
         </w:tc>
@@ -1241,7 +1241,7 @@
                 <w:szCs w:val="18"/>
                 <w:color w:val="000000"/>
               </w:rPr>
-              <w:t xml:space="preserve">440 (1, 738)</w:t>
+              <w:t xml:space="preserve">400 (1, 738)</w:t>
             </w:r>
           </w:p>
         </w:tc>
@@ -1296,7 +1296,7 @@
                 <w:szCs w:val="18"/>
                 <w:color w:val="000000"/>
               </w:rPr>
-              <w:t xml:space="preserve">314 (1, 738)</w:t>
+              <w:t xml:space="preserve">348 (1, 739)</w:t>
             </w:r>
           </w:p>
         </w:tc>
@@ -1351,7 +1351,7 @@
                 <w:szCs w:val="18"/>
                 <w:color w:val="000000"/>
               </w:rPr>
-              <w:t xml:space="preserve">360 (1, 738)</w:t>
+              <w:t xml:space="preserve">380 (1, 739)</w:t>
             </w:r>
           </w:p>
         </w:tc>
@@ -1691,7 +1691,7 @@
                 <w:szCs w:val="18"/>
                 <w:color w:val="000000"/>
               </w:rPr>
-              <w:t xml:space="preserve">225</w:t>
+              <w:t xml:space="preserve">300</w:t>
             </w:r>
           </w:p>
         </w:tc>
@@ -1746,7 +1746,7 @@
                 <w:szCs w:val="18"/>
                 <w:color w:val="000000"/>
               </w:rPr>
-              <w:t xml:space="preserve">224</w:t>
+              <w:t xml:space="preserve">150</w:t>
             </w:r>
           </w:p>
         </w:tc>
@@ -1801,7 +1801,7 @@
                 <w:szCs w:val="18"/>
                 <w:color w:val="000000"/>
               </w:rPr>
-              <w:t xml:space="preserve">449</w:t>
+              <w:t xml:space="preserve">450</w:t>
             </w:r>
           </w:p>
         </w:tc>
@@ -1916,7 +1916,7 @@
                 <w:szCs w:val="18"/>
                 <w:color w:val="000000"/>
               </w:rPr>
-              <w:t xml:space="preserve">5.7 (1.0)</w:t>
+              <w:t xml:space="preserve">5.6 (1.2)</w:t>
             </w:r>
           </w:p>
         </w:tc>
@@ -1971,7 +1971,7 @@
                 <w:szCs w:val="18"/>
                 <w:color w:val="000000"/>
               </w:rPr>
-              <w:t xml:space="preserve">5.6 (1.1)</w:t>
+              <w:t xml:space="preserve">5.7 (1.0)</w:t>
             </w:r>
           </w:p>
         </w:tc>
@@ -2591,7 +2591,7 @@
                 <w:szCs w:val="18"/>
                 <w:color w:val="000000"/>
               </w:rPr>
-              <w:t xml:space="preserve">225</w:t>
+              <w:t xml:space="preserve">300</w:t>
             </w:r>
           </w:p>
         </w:tc>
@@ -2701,7 +2701,7 @@
                 <w:szCs w:val="18"/>
                 <w:color w:val="000000"/>
               </w:rPr>
-              <w:t xml:space="preserve">225</w:t>
+              <w:t xml:space="preserve">300</w:t>
             </w:r>
           </w:p>
         </w:tc>
@@ -2816,7 +2816,7 @@
                 <w:szCs w:val="18"/>
                 <w:color w:val="000000"/>
               </w:rPr>
-              <w:t xml:space="preserve">1111 (200)</w:t>
+              <w:t xml:space="preserve">1092 (233)</w:t>
             </w:r>
           </w:p>
         </w:tc>
@@ -2926,7 +2926,7 @@
                 <w:szCs w:val="18"/>
                 <w:color w:val="000000"/>
               </w:rPr>
-              <w:t xml:space="preserve">1111 (200)</w:t>
+              <w:t xml:space="preserve">1092 (233)</w:t>
             </w:r>
           </w:p>
         </w:tc>
@@ -3491,7 +3491,7 @@
                 <w:szCs w:val="18"/>
                 <w:color w:val="000000"/>
               </w:rPr>
-              <w:t xml:space="preserve">98.3 (2.6)</w:t>
+              <w:t xml:space="preserve">98.4 (2.5)</w:t>
             </w:r>
           </w:p>
         </w:tc>
@@ -3716,7 +3716,7 @@
                 <w:szCs w:val="18"/>
                 <w:color w:val="000000"/>
               </w:rPr>
-              <w:t xml:space="preserve">100.0 (87.5, 100.0)</w:t>
+              <w:t xml:space="preserve">100.0 (88.3, 100.0)</w:t>
             </w:r>
           </w:p>
         </w:tc>
